--- a/rapports/2026-06-06/EQ28/EQ28_enq3_v2/DR_061101000149/82-08-41-26.docx
+++ b/rapports/2026-06-06/EQ28/EQ28_enq3_v2/DR_061101000149/82-08-41-26.docx
@@ -297,7 +297,7 @@
           <w:color w:val="1F6FEB"/>
           <w:sz w:val="22"/>
         </w:rPr>
-        <w:t>⚠ INCOHÉRENCES À CORRIGER (91)</w:t>
+        <w:t>⚠ INCOHÉRENCES À CORRIGER (86)</w:t>
       </w:r>
     </w:p>
     <w:tbl>
@@ -904,7 +904,7 @@
                 <w:color w:val="16A34A"/>
                 <w:sz w:val="16"/>
               </w:rPr>
-              <w:t>—</w:t>
+              <w:t>s00q10, s01q35, s01q36, s01q37, s02q04, s02q15, s01q00b, s02q17_code</w:t>
             </w:r>
           </w:p>
         </w:tc>
@@ -935,7 +935,7 @@
                 <w:i w:val="0"/>
                 <w:sz w:val="17"/>
               </w:rPr>
-              <w:t>Incohérence!!! seulement les écoles privées paient les frais de scolarité (y compris les frais d'inscription).</w:t>
+              <w:t>Avertissement!!! L'âge (24 ans) de SERIGNE SALIOU NDOUR avec son niveau d'étude (1ére année Secondaire 1 (Moyen) Général) semble incoherent, veuillez confirmer cette information avec le QG ou corriger l'incohérence.</w:t>
             </w:r>
           </w:p>
         </w:tc>
@@ -1025,7 +1025,7 @@
                 <w:i w:val="0"/>
                 <w:sz w:val="17"/>
               </w:rPr>
-              <w:t>Peu probable!!! Vu l'âge (14 ans) de AISSATOU NDOUR ou l'année à laquelle AISSATOU NDOUR a fréquenté l'école pour la dernière fois (.) le dernier diplome de AISSATOU NDOUR ne peut être le Certificat d'études primaires (CEP), prière de corriger cette incohérence ou confirmer avec le QG.</w:t>
+              <w:t>Peu probable!!! Vu l'âge (24 ans) de SERIGNE SALIOU NDOUR ou l'année à laquelle SERIGNE SALIOU NDOUR a fréquenté l'école pour la dernière fois (.) le dernier diplome de SERIGNE SALIOU NDOUR ne peut être le Certificat d'études primaires (CEP), prière de corriger cette incohérence ou confirmer avec le QG.</w:t>
             </w:r>
           </w:p>
         </w:tc>
@@ -1084,7 +1084,7 @@
                 <w:color w:val="16A34A"/>
                 <w:sz w:val="16"/>
               </w:rPr>
-              <w:t>s00q10, s01q35, s01q36, s01q37, s02q04, s02q15, s01q00b, s02q17_code</w:t>
+              <w:t>—</w:t>
             </w:r>
           </w:p>
         </w:tc>
@@ -1115,7 +1115,7 @@
                 <w:i w:val="0"/>
                 <w:sz w:val="17"/>
               </w:rPr>
-              <w:t>Avertissement!!! L'âge (24 ans) de SERIGNE SALIOU NDOUR avec son niveau d'étude (1ére année Secondaire 1 (Moyen) Général) semble incoherent, veuillez confirmer cette information avec le QG ou corriger l'incohérence.</w:t>
+              <w:t>Incohérent!! Le niveau d'instruction déclaré par l'un des enfants () au niveau de la section 1 de OMAR NDOUR diffère de celui donné par OMAR NDOUR lui-même qui affirme ne pas avoir frequenté l'école formelle.</w:t>
             </w:r>
           </w:p>
         </w:tc>
@@ -1174,7 +1174,7 @@
                 <w:color w:val="16A34A"/>
                 <w:sz w:val="16"/>
               </w:rPr>
-              <w:t>s01q32, s01q36, s01q38, s04q37_modif, s02q33, s02q34, s01q00b</w:t>
+              <w:t>—</w:t>
             </w:r>
           </w:p>
         </w:tc>
@@ -1205,7 +1205,7 @@
                 <w:i w:val="0"/>
                 <w:sz w:val="17"/>
               </w:rPr>
-              <w:t>Peu probable!!! Vu l'âge (24 ans) de SERIGNE SALIOU NDOUR ou l'année à laquelle SERIGNE SALIOU NDOUR a fréquenté l'école pour la dernière fois (.) le dernier diplome de SERIGNE SALIOU NDOUR ne peut être le Certificat d'études primaires (CEP), prière de corriger cette incohérence ou confirmer avec le QG.</w:t>
+              <w:t>Incohérent!! Le niveau d'instruction déclaré par l'un des enfants () au niveau de la section 1 de THIEK DIOP 1 diffère de celui donné par THIEK DIOP 1 lui-même qui affirme ne pas avoir frequenté l'école formelle.</w:t>
             </w:r>
           </w:p>
         </w:tc>
@@ -1264,7 +1264,7 @@
                 <w:color w:val="16A34A"/>
                 <w:sz w:val="16"/>
               </w:rPr>
-              <w:t>—</w:t>
+              <w:t>s01q32, s01q36, s01q38, s04q37_modif, s02q33, s02q34, s01q00b</w:t>
             </w:r>
           </w:p>
         </w:tc>
@@ -1295,7 +1295,7 @@
                 <w:i w:val="0"/>
                 <w:sz w:val="17"/>
               </w:rPr>
-              <w:t>Incohérent!! Le niveau d'instruction déclaré par l'un des enfants () au niveau de la section 1 de OMAR NDOUR diffère de celui donné par OMAR NDOUR lui-même qui affirme ne pas avoir frequenté l'école formelle.</w:t>
+              <w:t>Peu probable!!! Vu l'âge (14 ans) de AISSATOU NDOUR ou l'année à laquelle AISSATOU NDOUR a fréquenté l'école pour la dernière fois (.) le dernier diplome de AISSATOU NDOUR ne peut être le Certificat d'études primaires (CEP), prière de corriger cette incohérence ou confirmer avec le QG.</w:t>
             </w:r>
           </w:p>
         </w:tc>
@@ -1328,6 +1328,996 @@
                 <w:i w:val="0"/>
                 <w:sz w:val="16"/>
               </w:rPr>
+              <w:t>S10</w:t>
+              <w:br/>
+            </w:r>
+            <w:r>
+              <w:rPr>
+                <w:b w:val="0"/>
+                <w:i w:val="0"/>
+                <w:color w:val="64748B"/>
+                <w:sz w:val="14"/>
+              </w:rPr>
+              <w:t>Logement</w:t>
+            </w:r>
+          </w:p>
+        </w:tc>
+        <w:tc>
+          <w:tcPr>
+            <w:tcW w:type="dxa" w:w="1531"/>
+          </w:tcPr>
+          <w:p>
+            <w:r>
+              <w:rPr>
+                <w:b/>
+                <w:i w:val="0"/>
+                <w:color w:val="16A34A"/>
+                <w:sz w:val="16"/>
+              </w:rPr>
+              <w:t>S04q10, S04q14</w:t>
+            </w:r>
+          </w:p>
+        </w:tc>
+        <w:tc>
+          <w:tcPr>
+            <w:tcW w:type="dxa" w:w="1191"/>
+          </w:tcPr>
+          <w:p>
+            <w:r>
+              <w:rPr>
+                <w:b w:val="0"/>
+                <w:i w:val="0"/>
+                <w:color w:val="64748B"/>
+                <w:sz w:val="16"/>
+              </w:rPr>
+              <w:t>GT-CQ</w:t>
+            </w:r>
+          </w:p>
+        </w:tc>
+        <w:tc>
+          <w:tcPr>
+            <w:tcW w:type="dxa" w:w="4706"/>
+          </w:tcPr>
+          <w:p>
+            <w:r>
+              <w:rPr>
+                <w:b w:val="0"/>
+                <w:i w:val="0"/>
+                <w:sz w:val="17"/>
+              </w:rPr>
+              <w:t>Incoherence!! Au moins un membre du ménage a répondu oui à la question S04q10 ou S04q14, alors qu'aucune entreprise non agricole n'est déclarée pour le ménage.</w:t>
+            </w:r>
+          </w:p>
+        </w:tc>
+      </w:tr>
+      <w:tr>
+        <w:tc>
+          <w:tcPr>
+            <w:tcW w:type="dxa" w:w="964"/>
+          </w:tcPr>
+          <w:p>
+            <w:r>
+              <w:rPr>
+                <w:b/>
+                <w:i w:val="0"/>
+                <w:color w:val="DC2626"/>
+                <w:sz w:val="16"/>
+              </w:rPr>
+              <w:t>Haute</w:t>
+            </w:r>
+          </w:p>
+        </w:tc>
+        <w:tc>
+          <w:tcPr>
+            <w:tcW w:type="dxa" w:w="1247"/>
+          </w:tcPr>
+          <w:p>
+            <w:r>
+              <w:rPr>
+                <w:b/>
+                <w:i w:val="0"/>
+                <w:sz w:val="16"/>
+              </w:rPr>
+              <w:t>S20</w:t>
+              <w:br/>
+            </w:r>
+            <w:r>
+              <w:rPr>
+                <w:b w:val="0"/>
+                <w:i w:val="0"/>
+                <w:color w:val="64748B"/>
+                <w:sz w:val="14"/>
+              </w:rPr>
+              <w:t>Gouvernance / autres</w:t>
+            </w:r>
+          </w:p>
+        </w:tc>
+        <w:tc>
+          <w:tcPr>
+            <w:tcW w:type="dxa" w:w="1531"/>
+          </w:tcPr>
+          <w:p>
+            <w:r>
+              <w:rPr>
+                <w:b/>
+                <w:i w:val="0"/>
+                <w:color w:val="16A34A"/>
+                <w:sz w:val="16"/>
+              </w:rPr>
+              <w:t>—</w:t>
+            </w:r>
+          </w:p>
+        </w:tc>
+        <w:tc>
+          <w:tcPr>
+            <w:tcW w:type="dxa" w:w="1191"/>
+          </w:tcPr>
+          <w:p>
+            <w:r>
+              <w:rPr>
+                <w:b w:val="0"/>
+                <w:i w:val="0"/>
+                <w:color w:val="64748B"/>
+                <w:sz w:val="16"/>
+              </w:rPr>
+              <w:t>GT-CQ</w:t>
+            </w:r>
+          </w:p>
+        </w:tc>
+        <w:tc>
+          <w:tcPr>
+            <w:tcW w:type="dxa" w:w="4706"/>
+          </w:tcPr>
+          <w:p>
+            <w:r>
+              <w:rPr>
+                <w:b w:val="0"/>
+                <w:i w:val="0"/>
+                <w:sz w:val="17"/>
+              </w:rPr>
+              <w:t>Incohérence détectée ! Le ménage a précédemment déclaré vivre « Bien » ou « Assez bien » selon son revenu en 20A.02.</w:t>
+            </w:r>
+          </w:p>
+        </w:tc>
+      </w:tr>
+      <w:tr>
+        <w:tc>
+          <w:tcPr>
+            <w:tcW w:type="dxa" w:w="964"/>
+          </w:tcPr>
+          <w:p>
+            <w:r>
+              <w:rPr>
+                <w:b/>
+                <w:i w:val="0"/>
+                <w:color w:val="EA580C"/>
+                <w:sz w:val="16"/>
+              </w:rPr>
+              <w:t>Moyenne</w:t>
+            </w:r>
+          </w:p>
+        </w:tc>
+        <w:tc>
+          <w:tcPr>
+            <w:tcW w:type="dxa" w:w="1247"/>
+          </w:tcPr>
+          <w:p>
+            <w:r>
+              <w:rPr>
+                <w:b/>
+                <w:i w:val="0"/>
+                <w:sz w:val="16"/>
+              </w:rPr>
+              <w:t>S00</w:t>
+              <w:br/>
+            </w:r>
+            <w:r>
+              <w:rPr>
+                <w:b w:val="0"/>
+                <w:i w:val="0"/>
+                <w:color w:val="64748B"/>
+                <w:sz w:val="14"/>
+              </w:rPr>
+              <w:t>Identification</w:t>
+            </w:r>
+          </w:p>
+        </w:tc>
+        <w:tc>
+          <w:tcPr>
+            <w:tcW w:type="dxa" w:w="1531"/>
+          </w:tcPr>
+          <w:p>
+            <w:r>
+              <w:rPr>
+                <w:b/>
+                <w:i w:val="0"/>
+                <w:color w:val="16A34A"/>
+                <w:sz w:val="16"/>
+              </w:rPr>
+              <w:t>s00q07a, s00q08, s00q10, s00q13_0, s00q15_0, s00q17_0, s00q23a, s00q23b</w:t>
+            </w:r>
+          </w:p>
+        </w:tc>
+        <w:tc>
+          <w:tcPr>
+            <w:tcW w:type="dxa" w:w="1191"/>
+          </w:tcPr>
+          <w:p>
+            <w:r>
+              <w:rPr>
+                <w:b w:val="0"/>
+                <w:i w:val="0"/>
+                <w:color w:val="64748B"/>
+                <w:sz w:val="16"/>
+              </w:rPr>
+              <w:t>GT-CQ</w:t>
+            </w:r>
+          </w:p>
+        </w:tc>
+        <w:tc>
+          <w:tcPr>
+            <w:tcW w:type="dxa" w:w="4706"/>
+          </w:tcPr>
+          <w:p>
+            <w:r>
+              <w:rPr>
+                <w:b w:val="0"/>
+                <w:i w:val="0"/>
+                <w:sz w:val="17"/>
+              </w:rPr>
+              <w:t>Prière de renseigner toutes les informations du ménage dans la section 0 avant d'entamer les autres informations.</w:t>
+            </w:r>
+          </w:p>
+        </w:tc>
+      </w:tr>
+      <w:tr>
+        <w:tc>
+          <w:tcPr>
+            <w:tcW w:type="dxa" w:w="964"/>
+          </w:tcPr>
+          <w:p>
+            <w:r>
+              <w:rPr>
+                <w:b/>
+                <w:i w:val="0"/>
+                <w:color w:val="EA580C"/>
+                <w:sz w:val="16"/>
+              </w:rPr>
+              <w:t>Moyenne</w:t>
+            </w:r>
+          </w:p>
+        </w:tc>
+        <w:tc>
+          <w:tcPr>
+            <w:tcW w:type="dxa" w:w="1247"/>
+          </w:tcPr>
+          <w:p>
+            <w:r>
+              <w:rPr>
+                <w:b/>
+                <w:i w:val="0"/>
+                <w:sz w:val="16"/>
+              </w:rPr>
+              <w:t>S00</w:t>
+              <w:br/>
+            </w:r>
+            <w:r>
+              <w:rPr>
+                <w:b w:val="0"/>
+                <w:i w:val="0"/>
+                <w:color w:val="64748B"/>
+                <w:sz w:val="14"/>
+              </w:rPr>
+              <w:t>Identification</w:t>
+            </w:r>
+          </w:p>
+        </w:tc>
+        <w:tc>
+          <w:tcPr>
+            <w:tcW w:type="dxa" w:w="1531"/>
+          </w:tcPr>
+          <w:p>
+            <w:r>
+              <w:rPr>
+                <w:b/>
+                <w:i w:val="0"/>
+                <w:color w:val="16A34A"/>
+                <w:sz w:val="16"/>
+              </w:rPr>
+              <w:t>—</w:t>
+            </w:r>
+          </w:p>
+        </w:tc>
+        <w:tc>
+          <w:tcPr>
+            <w:tcW w:type="dxa" w:w="1191"/>
+          </w:tcPr>
+          <w:p>
+            <w:r>
+              <w:rPr>
+                <w:b w:val="0"/>
+                <w:i w:val="0"/>
+                <w:color w:val="64748B"/>
+                <w:sz w:val="16"/>
+              </w:rPr>
+              <w:t>GT-CQ</w:t>
+            </w:r>
+          </w:p>
+        </w:tc>
+        <w:tc>
+          <w:tcPr>
+            <w:tcW w:type="dxa" w:w="4706"/>
+          </w:tcPr>
+          <w:p>
+            <w:r>
+              <w:rPr>
+                <w:b w:val="0"/>
+                <w:i w:val="0"/>
+                <w:sz w:val="17"/>
+              </w:rPr>
+              <w:t>L'adresse ou la localisation du ménage doit être bien renseignée, ne doit pas contenir des numéros de téléphone et elle semble courte pour être une adresse.</w:t>
+            </w:r>
+          </w:p>
+        </w:tc>
+      </w:tr>
+      <w:tr>
+        <w:tc>
+          <w:tcPr>
+            <w:tcW w:type="dxa" w:w="964"/>
+          </w:tcPr>
+          <w:p>
+            <w:r>
+              <w:rPr>
+                <w:b/>
+                <w:i w:val="0"/>
+                <w:color w:val="EA580C"/>
+                <w:sz w:val="16"/>
+              </w:rPr>
+              <w:t>Moyenne</w:t>
+            </w:r>
+          </w:p>
+        </w:tc>
+        <w:tc>
+          <w:tcPr>
+            <w:tcW w:type="dxa" w:w="1247"/>
+          </w:tcPr>
+          <w:p>
+            <w:r>
+              <w:rPr>
+                <w:b/>
+                <w:i w:val="0"/>
+                <w:sz w:val="16"/>
+              </w:rPr>
+              <w:t>S00</w:t>
+              <w:br/>
+            </w:r>
+            <w:r>
+              <w:rPr>
+                <w:b w:val="0"/>
+                <w:i w:val="0"/>
+                <w:color w:val="64748B"/>
+                <w:sz w:val="14"/>
+              </w:rPr>
+              <w:t>Identification</w:t>
+            </w:r>
+          </w:p>
+        </w:tc>
+        <w:tc>
+          <w:tcPr>
+            <w:tcW w:type="dxa" w:w="1531"/>
+          </w:tcPr>
+          <w:p>
+            <w:r>
+              <w:rPr>
+                <w:b/>
+                <w:i w:val="0"/>
+                <w:color w:val="16A34A"/>
+                <w:sz w:val="16"/>
+              </w:rPr>
+              <w:t>—</w:t>
+            </w:r>
+          </w:p>
+        </w:tc>
+        <w:tc>
+          <w:tcPr>
+            <w:tcW w:type="dxa" w:w="1191"/>
+          </w:tcPr>
+          <w:p>
+            <w:r>
+              <w:rPr>
+                <w:b w:val="0"/>
+                <w:i w:val="0"/>
+                <w:color w:val="64748B"/>
+                <w:sz w:val="16"/>
+              </w:rPr>
+              <w:t>GT-CQ</w:t>
+            </w:r>
+          </w:p>
+        </w:tc>
+        <w:tc>
+          <w:tcPr>
+            <w:tcW w:type="dxa" w:w="4706"/>
+          </w:tcPr>
+          <w:p>
+            <w:r>
+              <w:rPr>
+                <w:b w:val="0"/>
+                <w:i w:val="0"/>
+                <w:sz w:val="17"/>
+              </w:rPr>
+              <w:t>Prière de renseigner la bonne adresse.Attention! Il manque des informations non renseignées dans la section 0, prière de regarder toutes les autres informations dans l'identification du ménage (IDENTIFICATION ET RENSEIGNEMENTS DE CONTROLE) ou dans OBSERVATIONS pour pouvoir renseigné toutes les questions liées au ménage.</w:t>
+            </w:r>
+          </w:p>
+        </w:tc>
+      </w:tr>
+      <w:tr>
+        <w:tc>
+          <w:tcPr>
+            <w:tcW w:type="dxa" w:w="964"/>
+          </w:tcPr>
+          <w:p>
+            <w:r>
+              <w:rPr>
+                <w:b/>
+                <w:i w:val="0"/>
+                <w:color w:val="EA580C"/>
+                <w:sz w:val="16"/>
+              </w:rPr>
+              <w:t>Moyenne</w:t>
+            </w:r>
+          </w:p>
+        </w:tc>
+        <w:tc>
+          <w:tcPr>
+            <w:tcW w:type="dxa" w:w="1247"/>
+          </w:tcPr>
+          <w:p>
+            <w:r>
+              <w:rPr>
+                <w:b/>
+                <w:i w:val="0"/>
+                <w:sz w:val="16"/>
+              </w:rPr>
+              <w:t>S01</w:t>
+              <w:br/>
+            </w:r>
+            <w:r>
+              <w:rPr>
+                <w:b w:val="0"/>
+                <w:i w:val="0"/>
+                <w:color w:val="64748B"/>
+                <w:sz w:val="14"/>
+              </w:rPr>
+              <w:t>Démographie</w:t>
+            </w:r>
+          </w:p>
+        </w:tc>
+        <w:tc>
+          <w:tcPr>
+            <w:tcW w:type="dxa" w:w="1531"/>
+          </w:tcPr>
+          <w:p>
+            <w:r>
+              <w:rPr>
+                <w:b/>
+                <w:i w:val="0"/>
+                <w:color w:val="16A34A"/>
+                <w:sz w:val="16"/>
+              </w:rPr>
+              <w:t>—</w:t>
+            </w:r>
+          </w:p>
+        </w:tc>
+        <w:tc>
+          <w:tcPr>
+            <w:tcW w:type="dxa" w:w="1191"/>
+          </w:tcPr>
+          <w:p>
+            <w:r>
+              <w:rPr>
+                <w:b w:val="0"/>
+                <w:i w:val="0"/>
+                <w:color w:val="64748B"/>
+                <w:sz w:val="16"/>
+              </w:rPr>
+              <w:t>GT-CQ</w:t>
+            </w:r>
+          </w:p>
+        </w:tc>
+        <w:tc>
+          <w:tcPr>
+            <w:tcW w:type="dxa" w:w="4706"/>
+          </w:tcPr>
+          <w:p>
+            <w:r>
+              <w:rPr>
+                <w:b w:val="0"/>
+                <w:i w:val="0"/>
+                <w:sz w:val="17"/>
+              </w:rPr>
+              <w:t>Prière de verifier l'information donnée par ISSAKHA NDOUR ou corriger au niveau de la section 1.</w:t>
+            </w:r>
+          </w:p>
+        </w:tc>
+      </w:tr>
+      <w:tr>
+        <w:tc>
+          <w:tcPr>
+            <w:tcW w:type="dxa" w:w="964"/>
+          </w:tcPr>
+          <w:p>
+            <w:r>
+              <w:rPr>
+                <w:b/>
+                <w:i w:val="0"/>
+                <w:color w:val="EA580C"/>
+                <w:sz w:val="16"/>
+              </w:rPr>
+              <w:t>Moyenne</w:t>
+            </w:r>
+          </w:p>
+        </w:tc>
+        <w:tc>
+          <w:tcPr>
+            <w:tcW w:type="dxa" w:w="1247"/>
+          </w:tcPr>
+          <w:p>
+            <w:r>
+              <w:rPr>
+                <w:b/>
+                <w:i w:val="0"/>
+                <w:sz w:val="16"/>
+              </w:rPr>
+              <w:t>S01</w:t>
+              <w:br/>
+            </w:r>
+            <w:r>
+              <w:rPr>
+                <w:b w:val="0"/>
+                <w:i w:val="0"/>
+                <w:color w:val="64748B"/>
+                <w:sz w:val="14"/>
+              </w:rPr>
+              <w:t>Démographie</w:t>
+            </w:r>
+          </w:p>
+        </w:tc>
+        <w:tc>
+          <w:tcPr>
+            <w:tcW w:type="dxa" w:w="1531"/>
+          </w:tcPr>
+          <w:p>
+            <w:r>
+              <w:rPr>
+                <w:b/>
+                <w:i w:val="0"/>
+                <w:color w:val="16A34A"/>
+                <w:sz w:val="16"/>
+              </w:rPr>
+              <w:t>—</w:t>
+            </w:r>
+          </w:p>
+        </w:tc>
+        <w:tc>
+          <w:tcPr>
+            <w:tcW w:type="dxa" w:w="1191"/>
+          </w:tcPr>
+          <w:p>
+            <w:r>
+              <w:rPr>
+                <w:b w:val="0"/>
+                <w:i w:val="0"/>
+                <w:color w:val="64748B"/>
+                <w:sz w:val="16"/>
+              </w:rPr>
+              <w:t>GT-CQ</w:t>
+            </w:r>
+          </w:p>
+        </w:tc>
+        <w:tc>
+          <w:tcPr>
+            <w:tcW w:type="dxa" w:w="4706"/>
+          </w:tcPr>
+          <w:p>
+            <w:r>
+              <w:rPr>
+                <w:b w:val="0"/>
+                <w:i w:val="0"/>
+                <w:sz w:val="17"/>
+              </w:rPr>
+              <w:t>Prière de verifier l'information donnée par MBOLDEME NDOUR ou corriger au niveau de la section 1.</w:t>
+            </w:r>
+          </w:p>
+        </w:tc>
+      </w:tr>
+      <w:tr>
+        <w:tc>
+          <w:tcPr>
+            <w:tcW w:type="dxa" w:w="964"/>
+          </w:tcPr>
+          <w:p>
+            <w:r>
+              <w:rPr>
+                <w:b/>
+                <w:i w:val="0"/>
+                <w:color w:val="EA580C"/>
+                <w:sz w:val="16"/>
+              </w:rPr>
+              <w:t>Moyenne</w:t>
+            </w:r>
+          </w:p>
+        </w:tc>
+        <w:tc>
+          <w:tcPr>
+            <w:tcW w:type="dxa" w:w="1247"/>
+          </w:tcPr>
+          <w:p>
+            <w:r>
+              <w:rPr>
+                <w:b/>
+                <w:i w:val="0"/>
+                <w:sz w:val="16"/>
+              </w:rPr>
+              <w:t>S01</w:t>
+              <w:br/>
+            </w:r>
+            <w:r>
+              <w:rPr>
+                <w:b w:val="0"/>
+                <w:i w:val="0"/>
+                <w:color w:val="64748B"/>
+                <w:sz w:val="14"/>
+              </w:rPr>
+              <w:t>Démographie</w:t>
+            </w:r>
+          </w:p>
+        </w:tc>
+        <w:tc>
+          <w:tcPr>
+            <w:tcW w:type="dxa" w:w="1531"/>
+          </w:tcPr>
+          <w:p>
+            <w:r>
+              <w:rPr>
+                <w:b/>
+                <w:i w:val="0"/>
+                <w:color w:val="16A34A"/>
+                <w:sz w:val="16"/>
+              </w:rPr>
+              <w:t>—</w:t>
+            </w:r>
+          </w:p>
+        </w:tc>
+        <w:tc>
+          <w:tcPr>
+            <w:tcW w:type="dxa" w:w="1191"/>
+          </w:tcPr>
+          <w:p>
+            <w:r>
+              <w:rPr>
+                <w:b w:val="0"/>
+                <w:i w:val="0"/>
+                <w:color w:val="64748B"/>
+                <w:sz w:val="16"/>
+              </w:rPr>
+              <w:t>GT-CQ</w:t>
+            </w:r>
+          </w:p>
+        </w:tc>
+        <w:tc>
+          <w:tcPr>
+            <w:tcW w:type="dxa" w:w="4706"/>
+          </w:tcPr>
+          <w:p>
+            <w:r>
+              <w:rPr>
+                <w:b w:val="0"/>
+                <w:i w:val="0"/>
+                <w:sz w:val="17"/>
+              </w:rPr>
+              <w:t>Prière de verifier l'information donnée par SERIGNE SALIOU NDOUR ou corriger au niveau de la section 1.</w:t>
+            </w:r>
+          </w:p>
+        </w:tc>
+      </w:tr>
+      <w:tr>
+        <w:tc>
+          <w:tcPr>
+            <w:tcW w:type="dxa" w:w="964"/>
+          </w:tcPr>
+          <w:p>
+            <w:r>
+              <w:rPr>
+                <w:b/>
+                <w:i w:val="0"/>
+                <w:color w:val="EA580C"/>
+                <w:sz w:val="16"/>
+              </w:rPr>
+              <w:t>Moyenne</w:t>
+            </w:r>
+          </w:p>
+        </w:tc>
+        <w:tc>
+          <w:tcPr>
+            <w:tcW w:type="dxa" w:w="1247"/>
+          </w:tcPr>
+          <w:p>
+            <w:r>
+              <w:rPr>
+                <w:b/>
+                <w:i w:val="0"/>
+                <w:sz w:val="16"/>
+              </w:rPr>
+              <w:t>S01</w:t>
+              <w:br/>
+            </w:r>
+            <w:r>
+              <w:rPr>
+                <w:b w:val="0"/>
+                <w:i w:val="0"/>
+                <w:color w:val="64748B"/>
+                <w:sz w:val="14"/>
+              </w:rPr>
+              <w:t>Démographie</w:t>
+            </w:r>
+          </w:p>
+        </w:tc>
+        <w:tc>
+          <w:tcPr>
+            <w:tcW w:type="dxa" w:w="1531"/>
+          </w:tcPr>
+          <w:p>
+            <w:r>
+              <w:rPr>
+                <w:b/>
+                <w:i w:val="0"/>
+                <w:color w:val="16A34A"/>
+                <w:sz w:val="16"/>
+              </w:rPr>
+              <w:t>—</w:t>
+            </w:r>
+          </w:p>
+        </w:tc>
+        <w:tc>
+          <w:tcPr>
+            <w:tcW w:type="dxa" w:w="1191"/>
+          </w:tcPr>
+          <w:p>
+            <w:r>
+              <w:rPr>
+                <w:b w:val="0"/>
+                <w:i w:val="0"/>
+                <w:color w:val="64748B"/>
+                <w:sz w:val="16"/>
+              </w:rPr>
+              <w:t>GT-CQ</w:t>
+            </w:r>
+          </w:p>
+        </w:tc>
+        <w:tc>
+          <w:tcPr>
+            <w:tcW w:type="dxa" w:w="4706"/>
+          </w:tcPr>
+          <w:p>
+            <w:r>
+              <w:rPr>
+                <w:b w:val="0"/>
+                <w:i w:val="0"/>
+                <w:sz w:val="17"/>
+              </w:rPr>
+              <w:t>Prière de verifier l'information donnée par AISSATOU NDOUR ou corriger au niveau de la section 1.</w:t>
+            </w:r>
+          </w:p>
+        </w:tc>
+      </w:tr>
+      <w:tr>
+        <w:tc>
+          <w:tcPr>
+            <w:tcW w:type="dxa" w:w="964"/>
+          </w:tcPr>
+          <w:p>
+            <w:r>
+              <w:rPr>
+                <w:b/>
+                <w:i w:val="0"/>
+                <w:color w:val="EA580C"/>
+                <w:sz w:val="16"/>
+              </w:rPr>
+              <w:t>Moyenne</w:t>
+            </w:r>
+          </w:p>
+        </w:tc>
+        <w:tc>
+          <w:tcPr>
+            <w:tcW w:type="dxa" w:w="1247"/>
+          </w:tcPr>
+          <w:p>
+            <w:r>
+              <w:rPr>
+                <w:b/>
+                <w:i w:val="0"/>
+                <w:sz w:val="16"/>
+              </w:rPr>
+              <w:t>S01</w:t>
+              <w:br/>
+            </w:r>
+            <w:r>
+              <w:rPr>
+                <w:b w:val="0"/>
+                <w:i w:val="0"/>
+                <w:color w:val="64748B"/>
+                <w:sz w:val="14"/>
+              </w:rPr>
+              <w:t>Démographie</w:t>
+            </w:r>
+          </w:p>
+        </w:tc>
+        <w:tc>
+          <w:tcPr>
+            <w:tcW w:type="dxa" w:w="1531"/>
+          </w:tcPr>
+          <w:p>
+            <w:r>
+              <w:rPr>
+                <w:b/>
+                <w:i w:val="0"/>
+                <w:color w:val="16A34A"/>
+                <w:sz w:val="16"/>
+              </w:rPr>
+              <w:t>—</w:t>
+            </w:r>
+          </w:p>
+        </w:tc>
+        <w:tc>
+          <w:tcPr>
+            <w:tcW w:type="dxa" w:w="1191"/>
+          </w:tcPr>
+          <w:p>
+            <w:r>
+              <w:rPr>
+                <w:b w:val="0"/>
+                <w:i w:val="0"/>
+                <w:color w:val="64748B"/>
+                <w:sz w:val="16"/>
+              </w:rPr>
+              <w:t>GT-CQ</w:t>
+            </w:r>
+          </w:p>
+        </w:tc>
+        <w:tc>
+          <w:tcPr>
+            <w:tcW w:type="dxa" w:w="4706"/>
+          </w:tcPr>
+          <w:p>
+            <w:r>
+              <w:rPr>
+                <w:b w:val="0"/>
+                <w:i w:val="0"/>
+                <w:sz w:val="17"/>
+              </w:rPr>
+              <w:t>Prière de verifier l'information donnée par MALICK NDOUR ou corriger au niveau de la section 1.</w:t>
+            </w:r>
+          </w:p>
+        </w:tc>
+      </w:tr>
+      <w:tr>
+        <w:tc>
+          <w:tcPr>
+            <w:tcW w:type="dxa" w:w="964"/>
+          </w:tcPr>
+          <w:p>
+            <w:r>
+              <w:rPr>
+                <w:b/>
+                <w:i w:val="0"/>
+                <w:color w:val="EA580C"/>
+                <w:sz w:val="16"/>
+              </w:rPr>
+              <w:t>Moyenne</w:t>
+            </w:r>
+          </w:p>
+        </w:tc>
+        <w:tc>
+          <w:tcPr>
+            <w:tcW w:type="dxa" w:w="1247"/>
+          </w:tcPr>
+          <w:p>
+            <w:r>
+              <w:rPr>
+                <w:b/>
+                <w:i w:val="0"/>
+                <w:sz w:val="16"/>
+              </w:rPr>
+              <w:t>S01</w:t>
+              <w:br/>
+            </w:r>
+            <w:r>
+              <w:rPr>
+                <w:b w:val="0"/>
+                <w:i w:val="0"/>
+                <w:color w:val="64748B"/>
+                <w:sz w:val="14"/>
+              </w:rPr>
+              <w:t>Démographie</w:t>
+            </w:r>
+          </w:p>
+        </w:tc>
+        <w:tc>
+          <w:tcPr>
+            <w:tcW w:type="dxa" w:w="1531"/>
+          </w:tcPr>
+          <w:p>
+            <w:r>
+              <w:rPr>
+                <w:b/>
+                <w:i w:val="0"/>
+                <w:color w:val="16A34A"/>
+                <w:sz w:val="16"/>
+              </w:rPr>
+              <w:t>s01q10_1</w:t>
+            </w:r>
+          </w:p>
+        </w:tc>
+        <w:tc>
+          <w:tcPr>
+            <w:tcW w:type="dxa" w:w="1191"/>
+          </w:tcPr>
+          <w:p>
+            <w:r>
+              <w:rPr>
+                <w:b w:val="0"/>
+                <w:i w:val="0"/>
+                <w:color w:val="64748B"/>
+                <w:sz w:val="16"/>
+              </w:rPr>
+              <w:t>GT-CQ</w:t>
+            </w:r>
+          </w:p>
+        </w:tc>
+        <w:tc>
+          <w:tcPr>
+            <w:tcW w:type="dxa" w:w="4706"/>
+          </w:tcPr>
+          <w:p>
+            <w:r>
+              <w:rPr>
+                <w:b w:val="0"/>
+                <w:i w:val="0"/>
+                <w:sz w:val="17"/>
+              </w:rPr>
+              <w:t>La taille du ménage lors de l'enquête principale (9) de ce ménage est inférieur à la taille du denombrement (12), prière de fournir des explications concrètes ou aller revisiter le ménage.</w:t>
+            </w:r>
+          </w:p>
+        </w:tc>
+      </w:tr>
+      <w:tr>
+        <w:tc>
+          <w:tcPr>
+            <w:tcW w:type="dxa" w:w="964"/>
+          </w:tcPr>
+          <w:p>
+            <w:r>
+              <w:rPr>
+                <w:b/>
+                <w:i w:val="0"/>
+                <w:color w:val="EA580C"/>
+                <w:sz w:val="16"/>
+              </w:rPr>
+              <w:t>Moyenne</w:t>
+            </w:r>
+          </w:p>
+        </w:tc>
+        <w:tc>
+          <w:tcPr>
+            <w:tcW w:type="dxa" w:w="1247"/>
+          </w:tcPr>
+          <w:p>
+            <w:r>
+              <w:rPr>
+                <w:b/>
+                <w:i w:val="0"/>
+                <w:sz w:val="16"/>
+              </w:rPr>
               <w:t>S02</w:t>
               <w:br/>
             </w:r>
@@ -1354,7 +2344,7 @@
                 <w:color w:val="16A34A"/>
                 <w:sz w:val="16"/>
               </w:rPr>
-              <w:t>—</w:t>
+              <w:t>s01q63, s00q04, s02q25, s01q00b, s02q17_2, s02q15_2</w:t>
             </w:r>
           </w:p>
         </w:tc>
@@ -1385,1447 +2375,7 @@
                 <w:i w:val="0"/>
                 <w:sz w:val="17"/>
               </w:rPr>
-              <w:t>Incohérent!! Le niveau d'instruction déclaré par l'un des enfants () au niveau de la section 1 de THIEK DIOP 1 diffère de celui donné par THIEK DIOP 1 lui-même qui affirme ne pas avoir frequenté l'école formelle.</w:t>
-            </w:r>
-          </w:p>
-        </w:tc>
-      </w:tr>
-      <w:tr>
-        <w:tc>
-          <w:tcPr>
-            <w:tcW w:type="dxa" w:w="964"/>
-          </w:tcPr>
-          <w:p>
-            <w:r>
-              <w:rPr>
-                <w:b/>
-                <w:i w:val="0"/>
-                <w:color w:val="DC2626"/>
-                <w:sz w:val="16"/>
-              </w:rPr>
-              <w:t>Haute</w:t>
-            </w:r>
-          </w:p>
-        </w:tc>
-        <w:tc>
-          <w:tcPr>
-            <w:tcW w:type="dxa" w:w="1247"/>
-          </w:tcPr>
-          <w:p>
-            <w:r>
-              <w:rPr>
-                <w:b/>
-                <w:i w:val="0"/>
-                <w:sz w:val="16"/>
-              </w:rPr>
-              <w:t>S10</w:t>
-              <w:br/>
-            </w:r>
-            <w:r>
-              <w:rPr>
-                <w:b w:val="0"/>
-                <w:i w:val="0"/>
-                <w:color w:val="64748B"/>
-                <w:sz w:val="14"/>
-              </w:rPr>
-              <w:t>Logement</w:t>
-            </w:r>
-          </w:p>
-        </w:tc>
-        <w:tc>
-          <w:tcPr>
-            <w:tcW w:type="dxa" w:w="1531"/>
-          </w:tcPr>
-          <w:p>
-            <w:r>
-              <w:rPr>
-                <w:b/>
-                <w:i w:val="0"/>
-                <w:color w:val="16A34A"/>
-                <w:sz w:val="16"/>
-              </w:rPr>
-              <w:t>S04q10, S04q14</w:t>
-            </w:r>
-          </w:p>
-        </w:tc>
-        <w:tc>
-          <w:tcPr>
-            <w:tcW w:type="dxa" w:w="1191"/>
-          </w:tcPr>
-          <w:p>
-            <w:r>
-              <w:rPr>
-                <w:b w:val="0"/>
-                <w:i w:val="0"/>
-                <w:color w:val="64748B"/>
-                <w:sz w:val="16"/>
-              </w:rPr>
-              <w:t>GT-CQ</w:t>
-            </w:r>
-          </w:p>
-        </w:tc>
-        <w:tc>
-          <w:tcPr>
-            <w:tcW w:type="dxa" w:w="4706"/>
-          </w:tcPr>
-          <w:p>
-            <w:r>
-              <w:rPr>
-                <w:b w:val="0"/>
-                <w:i w:val="0"/>
-                <w:sz w:val="17"/>
-              </w:rPr>
-              <w:t>Incoherence!! Au moins un membre du ménage a répondu oui à la question S04q10 ou S04q14, alors qu'aucune entreprise non agricole n'est déclarée pour le ménage.</w:t>
-            </w:r>
-          </w:p>
-        </w:tc>
-      </w:tr>
-      <w:tr>
-        <w:tc>
-          <w:tcPr>
-            <w:tcW w:type="dxa" w:w="964"/>
-          </w:tcPr>
-          <w:p>
-            <w:r>
-              <w:rPr>
-                <w:b/>
-                <w:i w:val="0"/>
-                <w:color w:val="DC2626"/>
-                <w:sz w:val="16"/>
-              </w:rPr>
-              <w:t>Haute</w:t>
-            </w:r>
-          </w:p>
-        </w:tc>
-        <w:tc>
-          <w:tcPr>
-            <w:tcW w:type="dxa" w:w="1247"/>
-          </w:tcPr>
-          <w:p>
-            <w:r>
-              <w:rPr>
-                <w:b/>
-                <w:i w:val="0"/>
-                <w:sz w:val="16"/>
-              </w:rPr>
-              <w:t>S20</w:t>
-              <w:br/>
-            </w:r>
-            <w:r>
-              <w:rPr>
-                <w:b w:val="0"/>
-                <w:i w:val="0"/>
-                <w:color w:val="64748B"/>
-                <w:sz w:val="14"/>
-              </w:rPr>
-              <w:t>Gouvernance / autres</w:t>
-            </w:r>
-          </w:p>
-        </w:tc>
-        <w:tc>
-          <w:tcPr>
-            <w:tcW w:type="dxa" w:w="1531"/>
-          </w:tcPr>
-          <w:p>
-            <w:r>
-              <w:rPr>
-                <w:b/>
-                <w:i w:val="0"/>
-                <w:color w:val="16A34A"/>
-                <w:sz w:val="16"/>
-              </w:rPr>
-              <w:t>—</w:t>
-            </w:r>
-          </w:p>
-        </w:tc>
-        <w:tc>
-          <w:tcPr>
-            <w:tcW w:type="dxa" w:w="1191"/>
-          </w:tcPr>
-          <w:p>
-            <w:r>
-              <w:rPr>
-                <w:b w:val="0"/>
-                <w:i w:val="0"/>
-                <w:color w:val="64748B"/>
-                <w:sz w:val="16"/>
-              </w:rPr>
-              <w:t>GT-CQ</w:t>
-            </w:r>
-          </w:p>
-        </w:tc>
-        <w:tc>
-          <w:tcPr>
-            <w:tcW w:type="dxa" w:w="4706"/>
-          </w:tcPr>
-          <w:p>
-            <w:r>
-              <w:rPr>
-                <w:b w:val="0"/>
-                <w:i w:val="0"/>
-                <w:sz w:val="17"/>
-              </w:rPr>
-              <w:t>Incohérence détectée ! Le ménage a précédemment déclaré vivre « Bien » ou « Assez bien » selon son revenu en 20A.02.</w:t>
-            </w:r>
-          </w:p>
-        </w:tc>
-      </w:tr>
-      <w:tr>
-        <w:tc>
-          <w:tcPr>
-            <w:tcW w:type="dxa" w:w="964"/>
-          </w:tcPr>
-          <w:p>
-            <w:r>
-              <w:rPr>
-                <w:b/>
-                <w:i w:val="0"/>
-                <w:color w:val="EA580C"/>
-                <w:sz w:val="16"/>
-              </w:rPr>
-              <w:t>Moyenne</w:t>
-            </w:r>
-          </w:p>
-        </w:tc>
-        <w:tc>
-          <w:tcPr>
-            <w:tcW w:type="dxa" w:w="1247"/>
-          </w:tcPr>
-          <w:p>
-            <w:r>
-              <w:rPr>
-                <w:b/>
-                <w:i w:val="0"/>
-                <w:sz w:val="16"/>
-              </w:rPr>
-              <w:t>S00</w:t>
-              <w:br/>
-            </w:r>
-            <w:r>
-              <w:rPr>
-                <w:b w:val="0"/>
-                <w:i w:val="0"/>
-                <w:color w:val="64748B"/>
-                <w:sz w:val="14"/>
-              </w:rPr>
-              <w:t>Identification</w:t>
-            </w:r>
-          </w:p>
-        </w:tc>
-        <w:tc>
-          <w:tcPr>
-            <w:tcW w:type="dxa" w:w="1531"/>
-          </w:tcPr>
-          <w:p>
-            <w:r>
-              <w:rPr>
-                <w:b/>
-                <w:i w:val="0"/>
-                <w:color w:val="16A34A"/>
-                <w:sz w:val="16"/>
-              </w:rPr>
-              <w:t>s00q07a, s00q08, s00q10, s00q13_0, s00q15_0, s00q17_0, s00q23a, s00q23b</w:t>
-            </w:r>
-          </w:p>
-        </w:tc>
-        <w:tc>
-          <w:tcPr>
-            <w:tcW w:type="dxa" w:w="1191"/>
-          </w:tcPr>
-          <w:p>
-            <w:r>
-              <w:rPr>
-                <w:b w:val="0"/>
-                <w:i w:val="0"/>
-                <w:color w:val="64748B"/>
-                <w:sz w:val="16"/>
-              </w:rPr>
-              <w:t>GT-CQ</w:t>
-            </w:r>
-          </w:p>
-        </w:tc>
-        <w:tc>
-          <w:tcPr>
-            <w:tcW w:type="dxa" w:w="4706"/>
-          </w:tcPr>
-          <w:p>
-            <w:r>
-              <w:rPr>
-                <w:b w:val="0"/>
-                <w:i w:val="0"/>
-                <w:sz w:val="17"/>
-              </w:rPr>
-              <w:t>Prière de renseigner toutes les informations du ménage dans la section 0 avant d'entamer les autres informations.</w:t>
-            </w:r>
-          </w:p>
-        </w:tc>
-      </w:tr>
-      <w:tr>
-        <w:tc>
-          <w:tcPr>
-            <w:tcW w:type="dxa" w:w="964"/>
-          </w:tcPr>
-          <w:p>
-            <w:r>
-              <w:rPr>
-                <w:b/>
-                <w:i w:val="0"/>
-                <w:color w:val="EA580C"/>
-                <w:sz w:val="16"/>
-              </w:rPr>
-              <w:t>Moyenne</w:t>
-            </w:r>
-          </w:p>
-        </w:tc>
-        <w:tc>
-          <w:tcPr>
-            <w:tcW w:type="dxa" w:w="1247"/>
-          </w:tcPr>
-          <w:p>
-            <w:r>
-              <w:rPr>
-                <w:b/>
-                <w:i w:val="0"/>
-                <w:sz w:val="16"/>
-              </w:rPr>
-              <w:t>S00</w:t>
-              <w:br/>
-            </w:r>
-            <w:r>
-              <w:rPr>
-                <w:b w:val="0"/>
-                <w:i w:val="0"/>
-                <w:color w:val="64748B"/>
-                <w:sz w:val="14"/>
-              </w:rPr>
-              <w:t>Identification</w:t>
-            </w:r>
-          </w:p>
-        </w:tc>
-        <w:tc>
-          <w:tcPr>
-            <w:tcW w:type="dxa" w:w="1531"/>
-          </w:tcPr>
-          <w:p>
-            <w:r>
-              <w:rPr>
-                <w:b/>
-                <w:i w:val="0"/>
-                <w:color w:val="16A34A"/>
-                <w:sz w:val="16"/>
-              </w:rPr>
-              <w:t>—</w:t>
-            </w:r>
-          </w:p>
-        </w:tc>
-        <w:tc>
-          <w:tcPr>
-            <w:tcW w:type="dxa" w:w="1191"/>
-          </w:tcPr>
-          <w:p>
-            <w:r>
-              <w:rPr>
-                <w:b w:val="0"/>
-                <w:i w:val="0"/>
-                <w:color w:val="64748B"/>
-                <w:sz w:val="16"/>
-              </w:rPr>
-              <w:t>GT-CQ</w:t>
-            </w:r>
-          </w:p>
-        </w:tc>
-        <w:tc>
-          <w:tcPr>
-            <w:tcW w:type="dxa" w:w="4706"/>
-          </w:tcPr>
-          <w:p>
-            <w:r>
-              <w:rPr>
-                <w:b w:val="0"/>
-                <w:i w:val="0"/>
-                <w:sz w:val="17"/>
-              </w:rPr>
-              <w:t>L'adresse ou la localisation du ménage doit être bien renseignée, ne doit pas contenir des numéros de téléphone et elle semble courte pour être une adresse.</w:t>
-            </w:r>
-          </w:p>
-        </w:tc>
-      </w:tr>
-      <w:tr>
-        <w:tc>
-          <w:tcPr>
-            <w:tcW w:type="dxa" w:w="964"/>
-          </w:tcPr>
-          <w:p>
-            <w:r>
-              <w:rPr>
-                <w:b/>
-                <w:i w:val="0"/>
-                <w:color w:val="EA580C"/>
-                <w:sz w:val="16"/>
-              </w:rPr>
-              <w:t>Moyenne</w:t>
-            </w:r>
-          </w:p>
-        </w:tc>
-        <w:tc>
-          <w:tcPr>
-            <w:tcW w:type="dxa" w:w="1247"/>
-          </w:tcPr>
-          <w:p>
-            <w:r>
-              <w:rPr>
-                <w:b/>
-                <w:i w:val="0"/>
-                <w:sz w:val="16"/>
-              </w:rPr>
-              <w:t>S00</w:t>
-              <w:br/>
-            </w:r>
-            <w:r>
-              <w:rPr>
-                <w:b w:val="0"/>
-                <w:i w:val="0"/>
-                <w:color w:val="64748B"/>
-                <w:sz w:val="14"/>
-              </w:rPr>
-              <w:t>Identification</w:t>
-            </w:r>
-          </w:p>
-        </w:tc>
-        <w:tc>
-          <w:tcPr>
-            <w:tcW w:type="dxa" w:w="1531"/>
-          </w:tcPr>
-          <w:p>
-            <w:r>
-              <w:rPr>
-                <w:b/>
-                <w:i w:val="0"/>
-                <w:color w:val="16A34A"/>
-                <w:sz w:val="16"/>
-              </w:rPr>
-              <w:t>—</w:t>
-            </w:r>
-          </w:p>
-        </w:tc>
-        <w:tc>
-          <w:tcPr>
-            <w:tcW w:type="dxa" w:w="1191"/>
-          </w:tcPr>
-          <w:p>
-            <w:r>
-              <w:rPr>
-                <w:b w:val="0"/>
-                <w:i w:val="0"/>
-                <w:color w:val="64748B"/>
-                <w:sz w:val="16"/>
-              </w:rPr>
-              <w:t>GT-CQ</w:t>
-            </w:r>
-          </w:p>
-        </w:tc>
-        <w:tc>
-          <w:tcPr>
-            <w:tcW w:type="dxa" w:w="4706"/>
-          </w:tcPr>
-          <w:p>
-            <w:r>
-              <w:rPr>
-                <w:b w:val="0"/>
-                <w:i w:val="0"/>
-                <w:sz w:val="17"/>
-              </w:rPr>
-              <w:t>Prière de renseigner la bonne adresse.Attention! Il manque des informations non renseignées dans la section 0, prière de regarder toutes les autres informations dans l'identification du ménage (IDENTIFICATION ET RENSEIGNEMENTS DE CONTROLE) ou dans OBSERVATIONS pour pouvoir renseigné toutes les questions liées au ménage.</w:t>
-            </w:r>
-          </w:p>
-        </w:tc>
-      </w:tr>
-      <w:tr>
-        <w:tc>
-          <w:tcPr>
-            <w:tcW w:type="dxa" w:w="964"/>
-          </w:tcPr>
-          <w:p>
-            <w:r>
-              <w:rPr>
-                <w:b/>
-                <w:i w:val="0"/>
-                <w:color w:val="EA580C"/>
-                <w:sz w:val="16"/>
-              </w:rPr>
-              <w:t>Moyenne</w:t>
-            </w:r>
-          </w:p>
-        </w:tc>
-        <w:tc>
-          <w:tcPr>
-            <w:tcW w:type="dxa" w:w="1247"/>
-          </w:tcPr>
-          <w:p>
-            <w:r>
-              <w:rPr>
-                <w:b/>
-                <w:i w:val="0"/>
-                <w:sz w:val="16"/>
-              </w:rPr>
-              <w:t>S01</w:t>
-              <w:br/>
-            </w:r>
-            <w:r>
-              <w:rPr>
-                <w:b w:val="0"/>
-                <w:i w:val="0"/>
-                <w:color w:val="64748B"/>
-                <w:sz w:val="14"/>
-              </w:rPr>
-              <w:t>Démographie</w:t>
-            </w:r>
-          </w:p>
-        </w:tc>
-        <w:tc>
-          <w:tcPr>
-            <w:tcW w:type="dxa" w:w="1531"/>
-          </w:tcPr>
-          <w:p>
-            <w:r>
-              <w:rPr>
-                <w:b/>
-                <w:i w:val="0"/>
-                <w:color w:val="16A34A"/>
-                <w:sz w:val="16"/>
-              </w:rPr>
-              <w:t>—</w:t>
-            </w:r>
-          </w:p>
-        </w:tc>
-        <w:tc>
-          <w:tcPr>
-            <w:tcW w:type="dxa" w:w="1191"/>
-          </w:tcPr>
-          <w:p>
-            <w:r>
-              <w:rPr>
-                <w:b w:val="0"/>
-                <w:i w:val="0"/>
-                <w:color w:val="64748B"/>
-                <w:sz w:val="16"/>
-              </w:rPr>
-              <w:t>GT-CQ</w:t>
-            </w:r>
-          </w:p>
-        </w:tc>
-        <w:tc>
-          <w:tcPr>
-            <w:tcW w:type="dxa" w:w="4706"/>
-          </w:tcPr>
-          <w:p>
-            <w:r>
-              <w:rPr>
-                <w:b w:val="0"/>
-                <w:i w:val="0"/>
-                <w:sz w:val="17"/>
-              </w:rPr>
-              <w:t>Prière de verifier l'information donnée par ISSAKHA NDOUR ou corriger au niveau de la section 1.</w:t>
-            </w:r>
-          </w:p>
-        </w:tc>
-      </w:tr>
-      <w:tr>
-        <w:tc>
-          <w:tcPr>
-            <w:tcW w:type="dxa" w:w="964"/>
-          </w:tcPr>
-          <w:p>
-            <w:r>
-              <w:rPr>
-                <w:b/>
-                <w:i w:val="0"/>
-                <w:color w:val="EA580C"/>
-                <w:sz w:val="16"/>
-              </w:rPr>
-              <w:t>Moyenne</w:t>
-            </w:r>
-          </w:p>
-        </w:tc>
-        <w:tc>
-          <w:tcPr>
-            <w:tcW w:type="dxa" w:w="1247"/>
-          </w:tcPr>
-          <w:p>
-            <w:r>
-              <w:rPr>
-                <w:b/>
-                <w:i w:val="0"/>
-                <w:sz w:val="16"/>
-              </w:rPr>
-              <w:t>S01</w:t>
-              <w:br/>
-            </w:r>
-            <w:r>
-              <w:rPr>
-                <w:b w:val="0"/>
-                <w:i w:val="0"/>
-                <w:color w:val="64748B"/>
-                <w:sz w:val="14"/>
-              </w:rPr>
-              <w:t>Démographie</w:t>
-            </w:r>
-          </w:p>
-        </w:tc>
-        <w:tc>
-          <w:tcPr>
-            <w:tcW w:type="dxa" w:w="1531"/>
-          </w:tcPr>
-          <w:p>
-            <w:r>
-              <w:rPr>
-                <w:b/>
-                <w:i w:val="0"/>
-                <w:color w:val="16A34A"/>
-                <w:sz w:val="16"/>
-              </w:rPr>
-              <w:t>—</w:t>
-            </w:r>
-          </w:p>
-        </w:tc>
-        <w:tc>
-          <w:tcPr>
-            <w:tcW w:type="dxa" w:w="1191"/>
-          </w:tcPr>
-          <w:p>
-            <w:r>
-              <w:rPr>
-                <w:b w:val="0"/>
-                <w:i w:val="0"/>
-                <w:color w:val="64748B"/>
-                <w:sz w:val="16"/>
-              </w:rPr>
-              <w:t>GT-CQ</w:t>
-            </w:r>
-          </w:p>
-        </w:tc>
-        <w:tc>
-          <w:tcPr>
-            <w:tcW w:type="dxa" w:w="4706"/>
-          </w:tcPr>
-          <w:p>
-            <w:r>
-              <w:rPr>
-                <w:b w:val="0"/>
-                <w:i w:val="0"/>
-                <w:sz w:val="17"/>
-              </w:rPr>
-              <w:t>Prière de verifier l'information donnée par MBOLDEME NDOUR ou corriger au niveau de la section 1.</w:t>
-            </w:r>
-          </w:p>
-        </w:tc>
-      </w:tr>
-      <w:tr>
-        <w:tc>
-          <w:tcPr>
-            <w:tcW w:type="dxa" w:w="964"/>
-          </w:tcPr>
-          <w:p>
-            <w:r>
-              <w:rPr>
-                <w:b/>
-                <w:i w:val="0"/>
-                <w:color w:val="EA580C"/>
-                <w:sz w:val="16"/>
-              </w:rPr>
-              <w:t>Moyenne</w:t>
-            </w:r>
-          </w:p>
-        </w:tc>
-        <w:tc>
-          <w:tcPr>
-            <w:tcW w:type="dxa" w:w="1247"/>
-          </w:tcPr>
-          <w:p>
-            <w:r>
-              <w:rPr>
-                <w:b/>
-                <w:i w:val="0"/>
-                <w:sz w:val="16"/>
-              </w:rPr>
-              <w:t>S01</w:t>
-              <w:br/>
-            </w:r>
-            <w:r>
-              <w:rPr>
-                <w:b w:val="0"/>
-                <w:i w:val="0"/>
-                <w:color w:val="64748B"/>
-                <w:sz w:val="14"/>
-              </w:rPr>
-              <w:t>Démographie</w:t>
-            </w:r>
-          </w:p>
-        </w:tc>
-        <w:tc>
-          <w:tcPr>
-            <w:tcW w:type="dxa" w:w="1531"/>
-          </w:tcPr>
-          <w:p>
-            <w:r>
-              <w:rPr>
-                <w:b/>
-                <w:i w:val="0"/>
-                <w:color w:val="16A34A"/>
-                <w:sz w:val="16"/>
-              </w:rPr>
-              <w:t>—</w:t>
-            </w:r>
-          </w:p>
-        </w:tc>
-        <w:tc>
-          <w:tcPr>
-            <w:tcW w:type="dxa" w:w="1191"/>
-          </w:tcPr>
-          <w:p>
-            <w:r>
-              <w:rPr>
-                <w:b w:val="0"/>
-                <w:i w:val="0"/>
-                <w:color w:val="64748B"/>
-                <w:sz w:val="16"/>
-              </w:rPr>
-              <w:t>GT-CQ</w:t>
-            </w:r>
-          </w:p>
-        </w:tc>
-        <w:tc>
-          <w:tcPr>
-            <w:tcW w:type="dxa" w:w="4706"/>
-          </w:tcPr>
-          <w:p>
-            <w:r>
-              <w:rPr>
-                <w:b w:val="0"/>
-                <w:i w:val="0"/>
-                <w:sz w:val="17"/>
-              </w:rPr>
-              <w:t>Prière de verifier l'information donnée par SERIGNE SALIOU NDOUR ou corriger au niveau de la section 1.</w:t>
-            </w:r>
-          </w:p>
-        </w:tc>
-      </w:tr>
-      <w:tr>
-        <w:tc>
-          <w:tcPr>
-            <w:tcW w:type="dxa" w:w="964"/>
-          </w:tcPr>
-          <w:p>
-            <w:r>
-              <w:rPr>
-                <w:b/>
-                <w:i w:val="0"/>
-                <w:color w:val="EA580C"/>
-                <w:sz w:val="16"/>
-              </w:rPr>
-              <w:t>Moyenne</w:t>
-            </w:r>
-          </w:p>
-        </w:tc>
-        <w:tc>
-          <w:tcPr>
-            <w:tcW w:type="dxa" w:w="1247"/>
-          </w:tcPr>
-          <w:p>
-            <w:r>
-              <w:rPr>
-                <w:b/>
-                <w:i w:val="0"/>
-                <w:sz w:val="16"/>
-              </w:rPr>
-              <w:t>S01</w:t>
-              <w:br/>
-            </w:r>
-            <w:r>
-              <w:rPr>
-                <w:b w:val="0"/>
-                <w:i w:val="0"/>
-                <w:color w:val="64748B"/>
-                <w:sz w:val="14"/>
-              </w:rPr>
-              <w:t>Démographie</w:t>
-            </w:r>
-          </w:p>
-        </w:tc>
-        <w:tc>
-          <w:tcPr>
-            <w:tcW w:type="dxa" w:w="1531"/>
-          </w:tcPr>
-          <w:p>
-            <w:r>
-              <w:rPr>
-                <w:b/>
-                <w:i w:val="0"/>
-                <w:color w:val="16A34A"/>
-                <w:sz w:val="16"/>
-              </w:rPr>
-              <w:t>—</w:t>
-            </w:r>
-          </w:p>
-        </w:tc>
-        <w:tc>
-          <w:tcPr>
-            <w:tcW w:type="dxa" w:w="1191"/>
-          </w:tcPr>
-          <w:p>
-            <w:r>
-              <w:rPr>
-                <w:b w:val="0"/>
-                <w:i w:val="0"/>
-                <w:color w:val="64748B"/>
-                <w:sz w:val="16"/>
-              </w:rPr>
-              <w:t>GT-CQ</w:t>
-            </w:r>
-          </w:p>
-        </w:tc>
-        <w:tc>
-          <w:tcPr>
-            <w:tcW w:type="dxa" w:w="4706"/>
-          </w:tcPr>
-          <w:p>
-            <w:r>
-              <w:rPr>
-                <w:b w:val="0"/>
-                <w:i w:val="0"/>
-                <w:sz w:val="17"/>
-              </w:rPr>
-              <w:t>Prière de verifier l'information donnée par AISSATOU NDOUR ou corriger au niveau de la section 1.</w:t>
-            </w:r>
-          </w:p>
-        </w:tc>
-      </w:tr>
-      <w:tr>
-        <w:tc>
-          <w:tcPr>
-            <w:tcW w:type="dxa" w:w="964"/>
-          </w:tcPr>
-          <w:p>
-            <w:r>
-              <w:rPr>
-                <w:b/>
-                <w:i w:val="0"/>
-                <w:color w:val="EA580C"/>
-                <w:sz w:val="16"/>
-              </w:rPr>
-              <w:t>Moyenne</w:t>
-            </w:r>
-          </w:p>
-        </w:tc>
-        <w:tc>
-          <w:tcPr>
-            <w:tcW w:type="dxa" w:w="1247"/>
-          </w:tcPr>
-          <w:p>
-            <w:r>
-              <w:rPr>
-                <w:b/>
-                <w:i w:val="0"/>
-                <w:sz w:val="16"/>
-              </w:rPr>
-              <w:t>S01</w:t>
-              <w:br/>
-            </w:r>
-            <w:r>
-              <w:rPr>
-                <w:b w:val="0"/>
-                <w:i w:val="0"/>
-                <w:color w:val="64748B"/>
-                <w:sz w:val="14"/>
-              </w:rPr>
-              <w:t>Démographie</w:t>
-            </w:r>
-          </w:p>
-        </w:tc>
-        <w:tc>
-          <w:tcPr>
-            <w:tcW w:type="dxa" w:w="1531"/>
-          </w:tcPr>
-          <w:p>
-            <w:r>
-              <w:rPr>
-                <w:b/>
-                <w:i w:val="0"/>
-                <w:color w:val="16A34A"/>
-                <w:sz w:val="16"/>
-              </w:rPr>
-              <w:t>—</w:t>
-            </w:r>
-          </w:p>
-        </w:tc>
-        <w:tc>
-          <w:tcPr>
-            <w:tcW w:type="dxa" w:w="1191"/>
-          </w:tcPr>
-          <w:p>
-            <w:r>
-              <w:rPr>
-                <w:b w:val="0"/>
-                <w:i w:val="0"/>
-                <w:color w:val="64748B"/>
-                <w:sz w:val="16"/>
-              </w:rPr>
-              <w:t>GT-CQ</w:t>
-            </w:r>
-          </w:p>
-        </w:tc>
-        <w:tc>
-          <w:tcPr>
-            <w:tcW w:type="dxa" w:w="4706"/>
-          </w:tcPr>
-          <w:p>
-            <w:r>
-              <w:rPr>
-                <w:b w:val="0"/>
-                <w:i w:val="0"/>
-                <w:sz w:val="17"/>
-              </w:rPr>
-              <w:t>Prière de verifier l'information donnée par MALICK NDOUR ou corriger au niveau de la section 1.</w:t>
-            </w:r>
-          </w:p>
-        </w:tc>
-      </w:tr>
-      <w:tr>
-        <w:tc>
-          <w:tcPr>
-            <w:tcW w:type="dxa" w:w="964"/>
-          </w:tcPr>
-          <w:p>
-            <w:r>
-              <w:rPr>
-                <w:b/>
-                <w:i w:val="0"/>
-                <w:color w:val="EA580C"/>
-                <w:sz w:val="16"/>
-              </w:rPr>
-              <w:t>Moyenne</w:t>
-            </w:r>
-          </w:p>
-        </w:tc>
-        <w:tc>
-          <w:tcPr>
-            <w:tcW w:type="dxa" w:w="1247"/>
-          </w:tcPr>
-          <w:p>
-            <w:r>
-              <w:rPr>
-                <w:b/>
-                <w:i w:val="0"/>
-                <w:sz w:val="16"/>
-              </w:rPr>
-              <w:t>S01</w:t>
-              <w:br/>
-            </w:r>
-            <w:r>
-              <w:rPr>
-                <w:b w:val="0"/>
-                <w:i w:val="0"/>
-                <w:color w:val="64748B"/>
-                <w:sz w:val="14"/>
-              </w:rPr>
-              <w:t>Démographie</w:t>
-            </w:r>
-          </w:p>
-        </w:tc>
-        <w:tc>
-          <w:tcPr>
-            <w:tcW w:type="dxa" w:w="1531"/>
-          </w:tcPr>
-          <w:p>
-            <w:r>
-              <w:rPr>
-                <w:b/>
-                <w:i w:val="0"/>
-                <w:color w:val="16A34A"/>
-                <w:sz w:val="16"/>
-              </w:rPr>
-              <w:t>s01q10_1</w:t>
-            </w:r>
-          </w:p>
-        </w:tc>
-        <w:tc>
-          <w:tcPr>
-            <w:tcW w:type="dxa" w:w="1191"/>
-          </w:tcPr>
-          <w:p>
-            <w:r>
-              <w:rPr>
-                <w:b w:val="0"/>
-                <w:i w:val="0"/>
-                <w:color w:val="64748B"/>
-                <w:sz w:val="16"/>
-              </w:rPr>
-              <w:t>GT-CQ</w:t>
-            </w:r>
-          </w:p>
-        </w:tc>
-        <w:tc>
-          <w:tcPr>
-            <w:tcW w:type="dxa" w:w="4706"/>
-          </w:tcPr>
-          <w:p>
-            <w:r>
-              <w:rPr>
-                <w:b w:val="0"/>
-                <w:i w:val="0"/>
-                <w:sz w:val="17"/>
-              </w:rPr>
-              <w:t>La taille du ménage lors de l'enquête principale (9) de ce ménage est inférieur à la taille du denombrement (12), prière de fournir des explications concrètes ou aller revisiter le ménage.</w:t>
-            </w:r>
-          </w:p>
-        </w:tc>
-      </w:tr>
-      <w:tr>
-        <w:tc>
-          <w:tcPr>
-            <w:tcW w:type="dxa" w:w="964"/>
-          </w:tcPr>
-          <w:p>
-            <w:r>
-              <w:rPr>
-                <w:b/>
-                <w:i w:val="0"/>
-                <w:color w:val="EA580C"/>
-                <w:sz w:val="16"/>
-              </w:rPr>
-              <w:t>Moyenne</w:t>
-            </w:r>
-          </w:p>
-        </w:tc>
-        <w:tc>
-          <w:tcPr>
-            <w:tcW w:type="dxa" w:w="1247"/>
-          </w:tcPr>
-          <w:p>
-            <w:r>
-              <w:rPr>
-                <w:b/>
-                <w:i w:val="0"/>
-                <w:sz w:val="16"/>
-              </w:rPr>
-              <w:t>S02</w:t>
-              <w:br/>
-            </w:r>
-            <w:r>
-              <w:rPr>
-                <w:b w:val="0"/>
-                <w:i w:val="0"/>
-                <w:color w:val="64748B"/>
-                <w:sz w:val="14"/>
-              </w:rPr>
-              <w:t>Éducation</w:t>
-            </w:r>
-          </w:p>
-        </w:tc>
-        <w:tc>
-          <w:tcPr>
-            <w:tcW w:type="dxa" w:w="1531"/>
-          </w:tcPr>
-          <w:p>
-            <w:r>
-              <w:rPr>
-                <w:b/>
-                <w:i w:val="0"/>
-                <w:color w:val="16A34A"/>
-                <w:sz w:val="16"/>
-              </w:rPr>
-              <w:t>—</w:t>
-            </w:r>
-          </w:p>
-        </w:tc>
-        <w:tc>
-          <w:tcPr>
-            <w:tcW w:type="dxa" w:w="1191"/>
-          </w:tcPr>
-          <w:p>
-            <w:r>
-              <w:rPr>
-                <w:b w:val="0"/>
-                <w:i w:val="0"/>
-                <w:color w:val="64748B"/>
-                <w:sz w:val="16"/>
-              </w:rPr>
-              <w:t>GT-CQ</w:t>
-            </w:r>
-          </w:p>
-        </w:tc>
-        <w:tc>
-          <w:tcPr>
-            <w:tcW w:type="dxa" w:w="4706"/>
-          </w:tcPr>
-          <w:p>
-            <w:r>
-              <w:rPr>
-                <w:b w:val="0"/>
-                <w:i w:val="0"/>
-                <w:sz w:val="17"/>
-              </w:rPr>
-              <w:t>veuillez, s'il vous plait, confirmer les frais de scolarité ( 1500 FCFA) payée de MALICK NDOUR avec le QG ou apporter les corrections nécessaires.</w:t>
-            </w:r>
-          </w:p>
-        </w:tc>
-      </w:tr>
-      <w:tr>
-        <w:tc>
-          <w:tcPr>
-            <w:tcW w:type="dxa" w:w="964"/>
-          </w:tcPr>
-          <w:p>
-            <w:r>
-              <w:rPr>
-                <w:b/>
-                <w:i w:val="0"/>
-                <w:color w:val="EA580C"/>
-                <w:sz w:val="16"/>
-              </w:rPr>
-              <w:t>Moyenne</w:t>
-            </w:r>
-          </w:p>
-        </w:tc>
-        <w:tc>
-          <w:tcPr>
-            <w:tcW w:type="dxa" w:w="1247"/>
-          </w:tcPr>
-          <w:p>
-            <w:r>
-              <w:rPr>
-                <w:b/>
-                <w:i w:val="0"/>
-                <w:sz w:val="16"/>
-              </w:rPr>
-              <w:t>S02</w:t>
-              <w:br/>
-            </w:r>
-            <w:r>
-              <w:rPr>
-                <w:b w:val="0"/>
-                <w:i w:val="0"/>
-                <w:color w:val="64748B"/>
-                <w:sz w:val="14"/>
-              </w:rPr>
-              <w:t>Éducation</w:t>
-            </w:r>
-          </w:p>
-        </w:tc>
-        <w:tc>
-          <w:tcPr>
-            <w:tcW w:type="dxa" w:w="1531"/>
-          </w:tcPr>
-          <w:p>
-            <w:r>
-              <w:rPr>
-                <w:b/>
-                <w:i w:val="0"/>
-                <w:color w:val="16A34A"/>
-                <w:sz w:val="16"/>
-              </w:rPr>
-              <w:t>—</w:t>
-            </w:r>
-          </w:p>
-        </w:tc>
-        <w:tc>
-          <w:tcPr>
-            <w:tcW w:type="dxa" w:w="1191"/>
-          </w:tcPr>
-          <w:p>
-            <w:r>
-              <w:rPr>
-                <w:b w:val="0"/>
-                <w:i w:val="0"/>
-                <w:color w:val="64748B"/>
-                <w:sz w:val="16"/>
-              </w:rPr>
-              <w:t>GT-CQ</w:t>
-            </w:r>
-          </w:p>
-        </w:tc>
-        <w:tc>
-          <w:tcPr>
-            <w:tcW w:type="dxa" w:w="4706"/>
-          </w:tcPr>
-          <w:p>
-            <w:r>
-              <w:rPr>
-                <w:b w:val="0"/>
-                <w:i w:val="0"/>
-                <w:sz w:val="17"/>
-              </w:rPr>
-              <w:t>veuillez, s'il vous plait, confirmer les frais de scolarité ( 1500 FCFA) payée de THIEK DIOP avec le QG ou apporter les corrections nécessaires.</w:t>
-            </w:r>
-          </w:p>
-        </w:tc>
-      </w:tr>
-      <w:tr>
-        <w:tc>
-          <w:tcPr>
-            <w:tcW w:type="dxa" w:w="964"/>
-          </w:tcPr>
-          <w:p>
-            <w:r>
-              <w:rPr>
-                <w:b/>
-                <w:i w:val="0"/>
-                <w:color w:val="EA580C"/>
-                <w:sz w:val="16"/>
-              </w:rPr>
-              <w:t>Moyenne</w:t>
-            </w:r>
-          </w:p>
-        </w:tc>
-        <w:tc>
-          <w:tcPr>
-            <w:tcW w:type="dxa" w:w="1247"/>
-          </w:tcPr>
-          <w:p>
-            <w:r>
-              <w:rPr>
-                <w:b/>
-                <w:i w:val="0"/>
-                <w:sz w:val="16"/>
-              </w:rPr>
-              <w:t>S02</w:t>
-              <w:br/>
-            </w:r>
-            <w:r>
-              <w:rPr>
-                <w:b w:val="0"/>
-                <w:i w:val="0"/>
-                <w:color w:val="64748B"/>
-                <w:sz w:val="14"/>
-              </w:rPr>
-              <w:t>Éducation</w:t>
-            </w:r>
-          </w:p>
-        </w:tc>
-        <w:tc>
-          <w:tcPr>
-            <w:tcW w:type="dxa" w:w="1531"/>
-          </w:tcPr>
-          <w:p>
-            <w:r>
-              <w:rPr>
-                <w:b/>
-                <w:i w:val="0"/>
-                <w:color w:val="16A34A"/>
-                <w:sz w:val="16"/>
-              </w:rPr>
-              <w:t>s01q63, s00q04, s02q25, s01q00b, s02q17_2, s02q15_2</w:t>
-            </w:r>
-          </w:p>
-        </w:tc>
-        <w:tc>
-          <w:tcPr>
-            <w:tcW w:type="dxa" w:w="1191"/>
-          </w:tcPr>
-          <w:p>
-            <w:r>
-              <w:rPr>
-                <w:b w:val="0"/>
-                <w:i w:val="0"/>
-                <w:color w:val="64748B"/>
-                <w:sz w:val="16"/>
-              </w:rPr>
-              <w:t>GT-CQ</w:t>
-            </w:r>
-          </w:p>
-        </w:tc>
-        <w:tc>
-          <w:tcPr>
-            <w:tcW w:type="dxa" w:w="4706"/>
-          </w:tcPr>
-          <w:p>
-            <w:r>
-              <w:rPr>
-                <w:b w:val="0"/>
-                <w:i w:val="0"/>
-                <w:sz w:val="17"/>
-              </w:rPr>
               <w:t>Dans les milieux urbains c'est peu probable de voir une école dont les élèves ou étudiants ne dépensent pas en frais d'uniformes, prière de verifier pour THIEK DIOP qui fréquente 1ére année de Primaire et corriger ou confirmer avec le QG.</w:t>
-            </w:r>
-          </w:p>
-        </w:tc>
-      </w:tr>
-      <w:tr>
-        <w:tc>
-          <w:tcPr>
-            <w:tcW w:type="dxa" w:w="964"/>
-          </w:tcPr>
-          <w:p>
-            <w:r>
-              <w:rPr>
-                <w:b/>
-                <w:i w:val="0"/>
-                <w:color w:val="EA580C"/>
-                <w:sz w:val="16"/>
-              </w:rPr>
-              <w:t>Moyenne</w:t>
-            </w:r>
-          </w:p>
-        </w:tc>
-        <w:tc>
-          <w:tcPr>
-            <w:tcW w:type="dxa" w:w="1247"/>
-          </w:tcPr>
-          <w:p>
-            <w:r>
-              <w:rPr>
-                <w:b/>
-                <w:i w:val="0"/>
-                <w:sz w:val="16"/>
-              </w:rPr>
-              <w:t>S02</w:t>
-              <w:br/>
-            </w:r>
-            <w:r>
-              <w:rPr>
-                <w:b w:val="0"/>
-                <w:i w:val="0"/>
-                <w:color w:val="64748B"/>
-                <w:sz w:val="14"/>
-              </w:rPr>
-              <w:t>Éducation</w:t>
-            </w:r>
-          </w:p>
-        </w:tc>
-        <w:tc>
-          <w:tcPr>
-            <w:tcW w:type="dxa" w:w="1531"/>
-          </w:tcPr>
-          <w:p>
-            <w:r>
-              <w:rPr>
-                <w:b/>
-                <w:i w:val="0"/>
-                <w:color w:val="16A34A"/>
-                <w:sz w:val="16"/>
-              </w:rPr>
-              <w:t>—</w:t>
-            </w:r>
-          </w:p>
-        </w:tc>
-        <w:tc>
-          <w:tcPr>
-            <w:tcW w:type="dxa" w:w="1191"/>
-          </w:tcPr>
-          <w:p>
-            <w:r>
-              <w:rPr>
-                <w:b w:val="0"/>
-                <w:i w:val="0"/>
-                <w:color w:val="64748B"/>
-                <w:sz w:val="16"/>
-              </w:rPr>
-              <w:t>GT-CQ</w:t>
-            </w:r>
-          </w:p>
-        </w:tc>
-        <w:tc>
-          <w:tcPr>
-            <w:tcW w:type="dxa" w:w="4706"/>
-          </w:tcPr>
-          <w:p>
-            <w:r>
-              <w:rPr>
-                <w:b w:val="0"/>
-                <w:i w:val="0"/>
-                <w:sz w:val="17"/>
-              </w:rPr>
-              <w:t>veuillez, s'il vous plait, confirmer les frais de scolarité ( 5000 FCFA) payée de AISSATOU NDOUR avec le QG ou apporter les corrections nécessaires.</w:t>
-            </w:r>
-          </w:p>
-        </w:tc>
-      </w:tr>
-      <w:tr>
-        <w:tc>
-          <w:tcPr>
-            <w:tcW w:type="dxa" w:w="964"/>
-          </w:tcPr>
-          <w:p>
-            <w:r>
-              <w:rPr>
-                <w:b/>
-                <w:i w:val="0"/>
-                <w:color w:val="EA580C"/>
-                <w:sz w:val="16"/>
-              </w:rPr>
-              <w:t>Moyenne</w:t>
-            </w:r>
-          </w:p>
-        </w:tc>
-        <w:tc>
-          <w:tcPr>
-            <w:tcW w:type="dxa" w:w="1247"/>
-          </w:tcPr>
-          <w:p>
-            <w:r>
-              <w:rPr>
-                <w:b/>
-                <w:i w:val="0"/>
-                <w:sz w:val="16"/>
-              </w:rPr>
-              <w:t>S02</w:t>
-              <w:br/>
-            </w:r>
-            <w:r>
-              <w:rPr>
-                <w:b w:val="0"/>
-                <w:i w:val="0"/>
-                <w:color w:val="64748B"/>
-                <w:sz w:val="14"/>
-              </w:rPr>
-              <w:t>Éducation</w:t>
-            </w:r>
-          </w:p>
-        </w:tc>
-        <w:tc>
-          <w:tcPr>
-            <w:tcW w:type="dxa" w:w="1531"/>
-          </w:tcPr>
-          <w:p>
-            <w:r>
-              <w:rPr>
-                <w:b/>
-                <w:i w:val="0"/>
-                <w:color w:val="16A34A"/>
-                <w:sz w:val="16"/>
-              </w:rPr>
-              <w:t>—</w:t>
-            </w:r>
-          </w:p>
-        </w:tc>
-        <w:tc>
-          <w:tcPr>
-            <w:tcW w:type="dxa" w:w="1191"/>
-          </w:tcPr>
-          <w:p>
-            <w:r>
-              <w:rPr>
-                <w:b w:val="0"/>
-                <w:i w:val="0"/>
-                <w:color w:val="64748B"/>
-                <w:sz w:val="16"/>
-              </w:rPr>
-              <w:t>GT-CQ</w:t>
-            </w:r>
-          </w:p>
-        </w:tc>
-        <w:tc>
-          <w:tcPr>
-            <w:tcW w:type="dxa" w:w="4706"/>
-          </w:tcPr>
-          <w:p>
-            <w:r>
-              <w:rPr>
-                <w:b w:val="0"/>
-                <w:i w:val="0"/>
-                <w:sz w:val="17"/>
-              </w:rPr>
-              <w:t>veuillez, s'il vous plait, confirmer les frais de scolarité ( 5000 FCFA) payée de SERIGNE SALIOU NDOUR avec le QG ou apporter les corrections nécessaires.</w:t>
             </w:r>
           </w:p>
         </w:tc>
